--- a/Cloud/cloud/gcp/DEG/Batch data validation and cleansing.docx
+++ b/Cloud/cloud/gcp/DEG/Batch data validation and cleansing.docx
@@ -3355,6 +3355,205 @@
           <w:rtl w:val="0"/>
         </w:rPr>
         <w:t xml:space="preserve">Using templates in this way ensures that all jobs adhere to the same data quality standards, reduces code duplication, and allows engineers to focus on business logic rather than boilerplate error handling.</w:t>
+      </w:r>
+    </w:p>
+    <w:p>
+      <w:pPr>
+        <w:rPr/>
+      </w:pPr>
+      <w:r>
+        <w:rPr>
+          <w:rtl w:val="0"/>
+        </w:rPr>
+      </w:r>
+    </w:p>
+    <w:p>
+      <w:pPr>
+        <w:pStyle w:val="Heading3"/>
+        <w:keepNext w:val="0"/>
+        <w:keepLines w:val="0"/>
+        <w:shd w:fill="e8f1fd" w:val="clear"/>
+        <w:spacing w:after="0" w:before="0" w:line="300" w:lineRule="auto"/>
+        <w:rPr>
+          <w:b w:val="1"/>
+          <w:bCs w:val="1"/>
+          <w:color w:val="000000"/>
+        </w:rPr>
+      </w:pPr>
+      <w:bookmarkStart w:colFirst="0" w:colLast="0" w:name="_ra405nz65iyg" w:id="11"/>
+      <w:bookmarkEnd w:id="11"/>
+      <w:r>
+        <w:rPr>
+          <w:b w:val="1"/>
+          <w:bCs w:val="1"/>
+          <w:color w:val="000000"/>
+          <w:rtl w:val="0"/>
+        </w:rPr>
+        <w:t xml:space="preserve">Review</w:t>
+      </w:r>
+    </w:p>
+    <w:p>
+      <w:pPr>
+        <w:shd w:fill="e8f1fd" w:val="clear"/>
+        <w:spacing w:after="820" w:line="465.8832" w:lineRule="auto"/>
+        <w:rPr>
+          <w:sz w:val="24"/>
+          <w:szCs w:val="24"/>
+        </w:rPr>
+      </w:pPr>
+      <w:r>
+        <w:rPr>
+          <w:sz w:val="24"/>
+          <w:szCs w:val="24"/>
+          <w:rtl w:val="0"/>
+        </w:rPr>
+        <w:t xml:space="preserve">A batch pipeline must process records into a data warehouse, handling errors ranging from bad formatting to complex business rule violations. The pipeline must process valid records without interruption while isolating all invalid ones for review.</w:t>
+      </w:r>
+    </w:p>
+    <w:p>
+      <w:pPr>
+        <w:shd w:fill="e8f1fd" w:val="clear"/>
+        <w:spacing w:after="820" w:line="465.8832" w:lineRule="auto"/>
+        <w:rPr>
+          <w:sz w:val="24"/>
+          <w:szCs w:val="24"/>
+        </w:rPr>
+      </w:pPr>
+      <w:r>
+        <w:rPr>
+          <w:sz w:val="24"/>
+          <w:szCs w:val="24"/>
+          <w:rtl w:val="0"/>
+        </w:rPr>
+        <w:t xml:space="preserve">What is the best architectural pattern for this requirement?</w:t>
+      </w:r>
+    </w:p>
+    <w:p>
+      <w:pPr>
+        <w:shd w:fill="e8f1fd" w:val="clear"/>
+        <w:spacing w:line="465.8832" w:lineRule="auto"/>
+        <w:rPr>
+          <w:i w:val="1"/>
+          <w:iCs w:val="1"/>
+          <w:sz w:val="24"/>
+          <w:szCs w:val="24"/>
+        </w:rPr>
+      </w:pPr>
+      <w:r>
+        <w:rPr>
+          <w:i w:val="1"/>
+          <w:iCs w:val="1"/>
+          <w:sz w:val="24"/>
+          <w:szCs w:val="24"/>
+          <w:rtl w:val="0"/>
+        </w:rPr>
+        <w:t xml:space="preserve">Click the button that has the correct response to the question above.</w:t>
+      </w:r>
+    </w:p>
+    <w:p>
+      <w:pPr>
+        <w:pStyle w:val="Heading2"/>
+        <w:keepNext w:val="0"/>
+        <w:keepLines w:val="0"/>
+        <w:shd w:fill="e8f1fd" w:val="clear"/>
+        <w:spacing w:after="80" w:line="335.99999999999994" w:lineRule="auto"/>
+        <w:rPr>
+          <w:b w:val="1"/>
+          <w:bCs w:val="1"/>
+          <w:sz w:val="36"/>
+          <w:szCs w:val="36"/>
+          <w:highlight w:val="white"/>
+        </w:rPr>
+      </w:pPr>
+      <w:bookmarkStart w:colFirst="0" w:colLast="0" w:name="_raj1igyfb2b2" w:id="12"/>
+      <w:bookmarkEnd w:id="12"/>
+      <w:r>
+        <w:rPr>
+          <w:b w:val="1"/>
+          <w:bCs w:val="1"/>
+          <w:sz w:val="36"/>
+          <w:szCs w:val="36"/>
+          <w:highlight w:val="white"/>
+          <w:rtl w:val="0"/>
+        </w:rPr>
+        <w:t xml:space="preserve">Fail the entire pipeline on any error and alert the team.</w:t>
+      </w:r>
+    </w:p>
+    <w:p>
+      <w:pPr>
+        <w:pStyle w:val="Heading2"/>
+        <w:keepNext w:val="0"/>
+        <w:keepLines w:val="0"/>
+        <w:shd w:fill="e8f1fd" w:val="clear"/>
+        <w:spacing w:after="80" w:line="335.99999999999994" w:lineRule="auto"/>
+        <w:rPr>
+          <w:b w:val="1"/>
+          <w:bCs w:val="1"/>
+          <w:sz w:val="36"/>
+          <w:szCs w:val="36"/>
+          <w:highlight w:val="white"/>
+        </w:rPr>
+      </w:pPr>
+      <w:bookmarkStart w:colFirst="0" w:colLast="0" w:name="_gqyek7ilz22e" w:id="13"/>
+      <w:bookmarkEnd w:id="13"/>
+      <w:r>
+        <w:rPr>
+          <w:b w:val="1"/>
+          <w:bCs w:val="1"/>
+          <w:sz w:val="36"/>
+          <w:szCs w:val="36"/>
+          <w:highlight w:val="white"/>
+          <w:rtl w:val="0"/>
+        </w:rPr>
+        <w:t xml:space="preserve">Use a Dead Letter Queue to capture failed records for later analysis.</w:t>
+      </w:r>
+    </w:p>
+    <w:p>
+      <w:pPr>
+        <w:shd w:fill="e8f1fd" w:val="clear"/>
+        <w:rPr>
+          <w:sz w:val="24"/>
+          <w:szCs w:val="24"/>
+          <w:highlight w:val="white"/>
+        </w:rPr>
+      </w:pPr>
+      <w:r>
+        <w:rPr>
+          <w:sz w:val="24"/>
+          <w:szCs w:val="24"/>
+          <w:highlight w:val="white"/>
+          <w:rtl w:val="0"/>
+        </w:rPr>
+        <w:t xml:space="preserve">Correct. A DLQ is the industry-standard pattern that isolates invalid records, allowing the main pipeline to continue processing good data.</w:t>
+      </w:r>
+    </w:p>
+    <w:p>
+      <w:pPr>
+        <w:pStyle w:val="Heading2"/>
+        <w:keepNext w:val="0"/>
+        <w:keepLines w:val="0"/>
+        <w:shd w:fill="e8f1fd" w:val="clear"/>
+        <w:spacing w:after="80" w:line="335.99999999999994" w:lineRule="auto"/>
+        <w:rPr>
+          <w:b w:val="1"/>
+          <w:bCs w:val="1"/>
+          <w:sz w:val="36"/>
+          <w:szCs w:val="36"/>
+          <w:highlight w:val="white"/>
+        </w:rPr>
+      </w:pPr>
+      <w:bookmarkStart w:colFirst="0" w:colLast="0" w:name="_f7jkhgv133lq" w:id="14"/>
+      <w:bookmarkEnd w:id="14"/>
+      <w:r>
+        <w:rPr>
+          <w:b w:val="1"/>
+          <w:bCs w:val="1"/>
+          <w:sz w:val="36"/>
+          <w:szCs w:val="36"/>
+          <w:highlight w:val="white"/>
+          <w:rtl w:val="0"/>
+        </w:rPr>
+        <w:t xml:space="preserve">Write complex logic to attempt to correct all errors inline.</w:t>
       </w:r>
     </w:p>
     <w:p>
